--- a/REPORT2_second_project_report.docx
+++ b/REPORT2_second_project_report.docx
@@ -75,12 +75,6 @@
       </w:pPr>
       <w:r>
         <w:rPr>
-          <w:sz w:val="19"/>
-        </w:rPr>
-        <w:t xml:space="preserve">We use </w:t>
-      </w:r>
-      <w:r>
-        <w:rPr>
           <w:b/>
           <w:sz w:val="19"/>
         </w:rPr>
@@ -90,18 +84,18 @@
         <w:rPr>
           <w:sz w:val="19"/>
         </w:rPr>
-        <w:t xml:space="preserve">, a public self-driving dataset: 64 driving recordings from four cities (Las Vegas, Singapore, Boston, Pittsburgh), at 10 frames per second.</w:t>
-      </w:r>
-    </w:p>
-    <w:p>
-      <w:pPr>
-        <w:spacing w:after="50" w:line="240" w:lineRule="auto"/>
-      </w:pPr>
-      <w:r>
-        <w:rPr>
-          <w:sz w:val="19"/>
-        </w:rPr>
-        <w:t xml:space="preserve">We cut the recordings into short examples. A model sees the </w:t>
+        <w:t xml:space="preserve">, a public self-driving dataset: 64 driving recordings from four cities (Las Vegas, Singapore, Boston, Pittsburgh) at 10 frames per second.</w:t>
+      </w:r>
+    </w:p>
+    <w:p>
+      <w:pPr>
+        <w:spacing w:after="50" w:line="240" w:lineRule="auto"/>
+      </w:pPr>
+      <w:r>
+        <w:rPr>
+          <w:sz w:val="19"/>
+        </w:rPr>
+        <w:t xml:space="preserve">We cut the recordings into examples. A model sees the </w:t>
       </w:r>
       <w:r>
         <w:rPr>
@@ -127,7 +121,7 @@
         <w:rPr>
           <w:sz w:val="19"/>
         </w:rPr>
-        <w:t xml:space="preserve">, and predicts where that car will be over the </w:t>
+        <w:t xml:space="preserve">, and predicts that car's position over the </w:t>
       </w:r>
       <w:r>
         <w:rPr>
@@ -140,7 +134,7 @@
         <w:rPr>
           <w:sz w:val="19"/>
         </w:rPr>
-        <w:t xml:space="preserve"> (80 positions). Each example is rotated so the car starts at the origin facing forward.</w:t>
+        <w:t xml:space="preserve"> (80 points). Each example is rotated so the car starts at the origin facing forward.</w:t>
       </w:r>
     </w:p>
     <w:p>
@@ -164,7 +158,7 @@
         <w:rPr>
           <w:sz w:val="19"/>
         </w:rPr>
-        <w:t xml:space="preserve"> remain. We split them by </w:t>
+        <w:t xml:space="preserve"> remain, split by </w:t>
       </w:r>
       <w:r>
         <w:rPr>
@@ -177,7 +171,7 @@
         <w:rPr>
           <w:sz w:val="19"/>
         </w:rPr>
-        <w:t xml:space="preserve"> — never by frame, so the same trip cannot appear in training and testing — and kept all four cities in every part: 175,522 for training, 61,327 for training the model selector, and 61,026 held out for final testing.</w:t>
+        <w:t xml:space="preserve"> (never by frame, so the same trip cannot appear in both training and testing) with all four cities in every part: 175,522 for training, 61,327 for training the selector, 61,026 held out for testing.</w:t>
       </w:r>
     </w:p>
     <w:p>
@@ -239,7 +233,7 @@
         <w:rPr>
           <w:sz w:val="19"/>
         </w:rPr>
-        <w:t xml:space="preserve"> refines random noise in 15 small steps into a trajectory; can give</w:t>
+        <w:t xml:space="preserve"> refines random noise in 15 small steps into a trajectory; gives</w:t>
       </w:r>
     </w:p>
     <w:p>
@@ -275,7 +269,7 @@
         <w:rPr>
           <w:sz w:val="19"/>
         </w:rPr>
-        <w:t xml:space="preserve"> a cheaper variant of the same idea, needing only </w:t>
+        <w:t xml:space="preserve"> a cheaper variant needing only </w:t>
       </w:r>
       <w:r>
         <w:rPr>
@@ -299,7 +293,7 @@
         <w:rPr>
           <w:sz w:val="19"/>
         </w:rPr>
-        <w:t xml:space="preserve">All three share the same input encoder and the same </w:t>
+        <w:t xml:space="preserve">All three share the same encoder and the same </w:t>
       </w:r>
       <w:r>
         <w:rPr>
@@ -312,7 +306,7 @@
         <w:rPr>
           <w:sz w:val="19"/>
         </w:rPr>
-        <w:t xml:space="preserve">; only the training rule and the generation procedure differ. Otherwise a win could simply mean "the bigger network won". All three also obey one fixed physical rule: the path must be smooth, realistic, and must start exactly at the car's current position.</w:t>
+        <w:t xml:space="preserve">; only the training rule and the generation procedure differ — otherwise a win could simply mean "the bigger network won". All three also obey one fixed physical rule: the path must be smooth, realistic and start exactly at the car's current position.</w:t>
       </w:r>
     </w:p>
     <w:p>
@@ -335,20 +329,33 @@
         <w:rPr>
           <w:sz w:val="19"/>
         </w:rPr>
-        <w:t xml:space="preserve">Results on the </w:t>
-      </w:r>
-      <w:r>
-        <w:rPr>
-          <w:b/>
-          <w:sz w:val="19"/>
-        </w:rPr>
-        <w:t xml:space="preserve">61,026 examples no model ever saw</w:t>
-      </w:r>
-      <w:r>
-        <w:rPr>
-          <w:sz w:val="19"/>
-        </w:rPr>
-        <w:t xml:space="preserve"> (three random runs averaged; error is the distance to the true position, averaged over 8 s, best of 6 candidates):</w:t>
+        <w:t xml:space="preserve">Evaluated on </w:t>
+      </w:r>
+      <w:r>
+        <w:rPr>
+          <w:b/>
+          <w:sz w:val="19"/>
+        </w:rPr>
+        <w:t xml:space="preserve">4,096 randomly chosen scenes</w:t>
+      </w:r>
+      <w:r>
+        <w:rPr>
+          <w:sz w:val="19"/>
+        </w:rPr>
+        <w:t xml:space="preserve"> from the 61,026 that no model ever saw (three random runs averaged; error = distance to the true position, averaged over 8 s, best of 6 candidates). This is </w:t>
+      </w:r>
+      <w:r>
+        <w:rPr>
+          <w:b/>
+          <w:sz w:val="19"/>
+        </w:rPr>
+        <w:t xml:space="preserve">open-loop</w:t>
+      </w:r>
+      <w:r>
+        <w:rPr>
+          <w:sz w:val="19"/>
+        </w:rPr>
+        <w:t xml:space="preserve">: we score against the recorded future, not a full driving simulation.</w:t>
       </w:r>
     </w:p>
     <w:tbl>
@@ -806,18 +813,18 @@
         <w:rPr>
           <w:sz w:val="19"/>
         </w:rPr>
-        <w:t xml:space="preserve">); all three beat the</w:t>
-      </w:r>
-    </w:p>
-    <w:p>
-      <w:pPr>
-        <w:spacing w:after="50" w:line="240" w:lineRule="auto"/>
-      </w:pPr>
-      <w:r>
-        <w:rPr>
-          <w:sz w:val="19"/>
-        </w:rPr>
-        <w:t xml:space="preserve">"keep current speed" baseline by </w:t>
+        <w:t xml:space="preserve">), and all three beat</w:t>
+      </w:r>
+    </w:p>
+    <w:p>
+      <w:pPr>
+        <w:spacing w:after="50" w:line="240" w:lineRule="auto"/>
+      </w:pPr>
+      <w:r>
+        <w:rPr>
+          <w:sz w:val="19"/>
+        </w:rPr>
+        <w:t xml:space="preserve">the constant-speed baseline by </w:t>
       </w:r>
       <w:r>
         <w:rPr>
@@ -849,44 +856,24 @@
           <w:b/>
           <w:sz w:val="19"/>
         </w:rPr>
-        <w:t xml:space="preserve">Our second research question is answered: flow matching is nearly as good</w:t>
-      </w:r>
-      <w:r>
-        <w:rPr>
-          <w:sz w:val="19"/>
-        </w:rPr>
-        <w:t xml:space="preserve"> — only</w:t>
-      </w:r>
-    </w:p>
-    <w:p>
-      <w:pPr>
-        <w:spacing w:after="50" w:line="240" w:lineRule="auto"/>
-      </w:pPr>
-      <w:r>
-        <w:rPr>
-          <w:b/>
-          <w:sz w:val="19"/>
-        </w:rPr>
-        <w:t xml:space="preserve">5 %</w:t>
-      </w:r>
-      <w:r>
-        <w:rPr>
-          <w:sz w:val="19"/>
-        </w:rPr>
-        <w:t xml:space="preserve"> worse than diffusion at about </w:t>
-      </w:r>
-      <w:r>
-        <w:rPr>
-          <w:b/>
-          <w:sz w:val="19"/>
-        </w:rPr>
-        <w:t xml:space="preserve">a quarter</w:t>
-      </w:r>
-      <w:r>
-        <w:rPr>
-          <w:sz w:val="19"/>
-        </w:rPr>
-        <w:t xml:space="preserve"> of the computation. Giving it more than 4 steps changes nothing.</w:t>
+        <w:t xml:space="preserve">For the models we trained here, flow matching is nearly as good as diffusion</w:t>
+      </w:r>
+      <w:r>
+        <w:rPr>
+          <w:sz w:val="19"/>
+        </w:rPr>
+        <w:t xml:space="preserve"> —</w:t>
+      </w:r>
+    </w:p>
+    <w:p>
+      <w:pPr>
+        <w:spacing w:after="50" w:line="240" w:lineRule="auto"/>
+      </w:pPr>
+      <w:r>
+        <w:rPr>
+          <w:sz w:val="19"/>
+        </w:rPr>
+        <w:t xml:space="preserve">5 % worse at about a quarter of the computation. That is a statement about *our* trained pair, not about the two methods in general; more than 4 steps does not help.</w:t>
       </w:r>
     </w:p>
     <w:p>
@@ -898,18 +885,18 @@
         <w:rPr>
           <w:sz w:val="19"/>
         </w:rPr>
-        <w:t xml:space="preserve">3. We verified the implementation rather than assuming it works: given a perfect target,</w:t>
-      </w:r>
-    </w:p>
-    <w:p>
-      <w:pPr>
-        <w:spacing w:after="50" w:line="240" w:lineRule="auto"/>
-      </w:pPr>
-      <w:r>
-        <w:rPr>
-          <w:sz w:val="19"/>
-        </w:rPr>
-        <w:t xml:space="preserve">generation reproduces it exactly (error 0.000), while a deliberately broken control correctly fails.</w:t>
+        <w:t xml:space="preserve">3. We verified the implementation rather than assuming: given a perfect target,</w:t>
+      </w:r>
+    </w:p>
+    <w:p>
+      <w:pPr>
+        <w:spacing w:after="50" w:line="240" w:lineRule="auto"/>
+      </w:pPr>
+      <w:r>
+        <w:rPr>
+          <w:sz w:val="19"/>
+        </w:rPr>
+        <w:t xml:space="preserve">generation reproduces it exactly (error 0.000), while a broken control fails.</w:t>
       </w:r>
     </w:p>
     <w:p>
@@ -927,59 +914,59 @@
         <w:rPr>
           <w:sz w:val="19"/>
         </w:rPr>
-        <w:t xml:space="preserve"> The goal is to pick the *cheapest* model that is still good enough. Perfect per-case selection would cut the error by 22 %, but that is misleading: the minimum of several noisy measurements always looks better than reality. Choosing the model on </w:t>
-      </w:r>
-      <w:r>
-        <w:rPr>
-          <w:b/>
-          <w:sz w:val="19"/>
-        </w:rPr>
-        <w:t xml:space="preserve">half</w:t>
-      </w:r>
-      <w:r>
-        <w:rPr>
-          <w:sz w:val="19"/>
-        </w:rPr>
-        <w:t xml:space="preserve"> of each model's candidates and scoring on the </w:t>
-      </w:r>
-      <w:r>
-        <w:rPr>
-          <w:b/>
-          <w:sz w:val="19"/>
-        </w:rPr>
-        <w:t xml:space="preserve">other half</w:t>
-      </w:r>
-      <w:r>
-        <w:rPr>
-          <w:sz w:val="19"/>
-        </w:rPr>
-        <w:t xml:space="preserve"> leaves a real gain of only </w:t>
-      </w:r>
-      <w:r>
-        <w:rPr>
-          <w:b/>
-          <w:sz w:val="19"/>
-        </w:rPr>
-        <w:t xml:space="preserve">4.7 %</w:t>
-      </w:r>
-      <w:r>
-        <w:rPr>
-          <w:sz w:val="19"/>
-        </w:rPr>
-        <w:t xml:space="preserve">. Our learned selector recovers </w:t>
-      </w:r>
-      <w:r>
-        <w:rPr>
-          <w:b/>
-          <w:sz w:val="19"/>
-        </w:rPr>
-        <w:t xml:space="preserve">1–2 %</w:t>
-      </w:r>
-      <w:r>
-        <w:rPr>
-          <w:sz w:val="19"/>
-        </w:rPr>
-        <w:t xml:space="preserve"> — about a third of what is available.</w:t>
+        <w:t xml:space="preserve"> The goal is to pick the *cheapest* model that is still good enough. The ceiling first: assigning every scene its best model perfectly would cut the error from 1.72 m to 1.35 m (</w:t>
+      </w:r>
+      <w:r>
+        <w:rPr>
+          <w:b/>
+          <w:sz w:val="19"/>
+        </w:rPr>
+        <w:t xml:space="preserve">21 %</w:t>
+      </w:r>
+      <w:r>
+        <w:rPr>
+          <w:sz w:val="19"/>
+        </w:rPr>
+        <w:t xml:space="preserve">). Our two trained selectors recover </w:t>
+      </w:r>
+      <w:r>
+        <w:rPr>
+          <w:b/>
+          <w:sz w:val="19"/>
+        </w:rPr>
+        <w:t xml:space="preserve">5–12 %</w:t>
+      </w:r>
+      <w:r>
+        <w:rPr>
+          <w:sz w:val="19"/>
+        </w:rPr>
+        <w:t xml:space="preserve"> of that ceiling. The limit is not the ceiling but our ability to predict it: whether flow matching or diffusion wins on a given scene is essentially </w:t>
+      </w:r>
+      <w:r>
+        <w:rPr>
+          <w:b/>
+          <w:sz w:val="19"/>
+        </w:rPr>
+        <w:t xml:space="preserve">unpredictable</w:t>
+      </w:r>
+      <w:r>
+        <w:rPr>
+          <w:sz w:val="19"/>
+        </w:rPr>
+        <w:t xml:space="preserve"> from scene features (correlation −0.03) and is mostly sampling noise anyway, while regression-versus-generative is a </w:t>
+      </w:r>
+      <w:r>
+        <w:rPr>
+          <w:b/>
+          <w:sz w:val="19"/>
+        </w:rPr>
+        <w:t xml:space="preserve">real</w:t>
+      </w:r>
+      <w:r>
+        <w:rPr>
+          <w:sz w:val="19"/>
+        </w:rPr>
+        <w:t xml:space="preserve"> per-scene difference (split-half reliability 0.60) that is still only weakly predictable (0.15). The lever is better input features, i.e. map and lane geometry.</w:t>
       </w:r>
     </w:p>
     <w:p>
@@ -1035,7 +1022,7 @@
         <w:rPr>
           <w:sz w:val="19"/>
         </w:rPr>
-        <w:t xml:space="preserve">, so even the ground truth looks physically impossible when differentiated, and our plausibility check had to be made relative to the data.</w:t>
+        <w:t xml:space="preserve">, so even the ground truth looks physically impossible once differentiated, and our plausibility check had to be made relative to the data.</w:t>
       </w:r>
     </w:p>
     <w:p>
@@ -1073,13 +1060,13 @@
           <w:b/>
           <w:sz w:val="19"/>
         </w:rPr>
-        <w:t xml:space="preserve">fails badly here</w:t>
-      </w:r>
-      <w:r>
-        <w:rPr>
-          <w:sz w:val="19"/>
-        </w:rPr>
-        <w:t xml:space="preserve">, because it leaves the generator undefined for most random inputs.</w:t>
+        <w:t xml:space="preserve">fails here</w:t>
+      </w:r>
+      <w:r>
+        <w:rPr>
+          <w:sz w:val="19"/>
+        </w:rPr>
+        <w:t xml:space="preserve">: it leaves the generator undefined for most random inputs.</w:t>
       </w:r>
     </w:p>
     <w:p>
@@ -1097,7 +1084,7 @@
         <w:rPr>
           <w:sz w:val="19"/>
         </w:rPr>
-        <w:t xml:space="preserve"> Predictions are too smooth, so turns are underestimated. The 6 candidate futures cover about </w:t>
+        <w:t xml:space="preserve"> Predictions are too smooth, so turns are underestimated. The 6 candidates cover about </w:t>
       </w:r>
       <w:r>
         <w:rPr>
@@ -1123,7 +1110,7 @@
         <w:rPr>
           <w:sz w:val="19"/>
         </w:rPr>
-        <w:t xml:space="preserve">. Sharp turns at high speed are usually missed, and there is no map information yet.</w:t>
+        <w:t xml:space="preserve">. Sharp turns at high speed are missed, and there is no map information yet.</w:t>
       </w:r>
     </w:p>
     <w:p>
@@ -1159,7 +1146,7 @@
         <w:rPr>
           <w:sz w:val="19"/>
         </w:rPr>
-        <w:t xml:space="preserve">2. Improve the selector with better input features.</w:t>
+        <w:t xml:space="preserve">2. Improve the selector with those features.</w:t>
       </w:r>
     </w:p>
     <w:p>
@@ -1171,7 +1158,7 @@
         <w:rPr>
           <w:sz w:val="19"/>
         </w:rPr>
-        <w:t xml:space="preserve">3. Replace the failed "best of many samples" idea with one that works for step-by-step</w:t>
+        <w:t xml:space="preserve">3. Replace the failed "best of many samples" idea with one that suits step-by-step</w:t>
       </w:r>
     </w:p>
     <w:p>
